--- a/Report/Perch_figures/Norrbyn_bayesian_p_prop_zero.docx
+++ b/Report/Perch_figures/Norrbyn_bayesian_p_prop_zero.docx
@@ -240,7 +240,7 @@
                 <w:szCs w:val="22"/>
                 <w:color w:val="000000"/>
               </w:rPr>
-              <w:t xml:space="preserve">0.05</w:t>
+              <w:t xml:space="preserve">0.58</w:t>
             </w:r>
           </w:p>
         </w:tc>
@@ -352,7 +352,7 @@
                 <w:szCs w:val="22"/>
                 <w:color w:val="000000"/>
               </w:rPr>
-              <w:t xml:space="preserve">0.39</w:t>
+              <w:t xml:space="preserve">0.52</w:t>
             </w:r>
           </w:p>
         </w:tc>
@@ -464,7 +464,7 @@
                 <w:szCs w:val="22"/>
                 <w:color w:val="000000"/>
               </w:rPr>
-              <w:t xml:space="preserve">0.96</w:t>
+              <w:t xml:space="preserve">0.92</w:t>
             </w:r>
           </w:p>
         </w:tc>

--- a/Report/Perch_figures/Norrbyn_bayesian_p_prop_zero.docx
+++ b/Report/Perch_figures/Norrbyn_bayesian_p_prop_zero.docx
@@ -187,7 +187,7 @@
                 <w:szCs w:val="22"/>
                 <w:color w:val="000000"/>
               </w:rPr>
-              <w:t xml:space="preserve">2</w:t>
+              <w:t xml:space="preserve">1</w:t>
             </w:r>
           </w:p>
         </w:tc>
@@ -240,7 +240,119 @@
                 <w:szCs w:val="22"/>
                 <w:color w:val="000000"/>
               </w:rPr>
-              <w:t xml:space="preserve">0.58</w:t>
+              <w:t xml:space="preserve">1.00</w:t>
+            </w:r>
+          </w:p>
+        </w:tc>
+      </w:tr>
+      <w:tr>
+        <w:trPr>
+          <w:trHeight w:val="571" w:hRule="auto"/>
+        </w:trPr>
+        body2
+        <w:tc>
+          <w:tcPr>
+            <w:tcBorders>
+              <w:bottom w:val="none" w:sz="0" w:space="0" w:color="000000"/>
+              <w:top w:val="none" w:sz="0" w:space="0" w:color="000000"/>
+              <w:left w:val="none" w:sz="0" w:space="0" w:color="000000"/>
+              <w:right w:val="none" w:sz="0" w:space="0" w:color="000000"/>
+            </w:tcBorders>
+            <w:shd w:val="clear" w:color="auto" w:fill="FFFFFF"/>
+            <w:tcMar>
+              <w:top w:w="0" w:type="dxa"/>
+              <w:bottom w:w="0" w:type="dxa"/>
+              <w:left w:w="0" w:type="dxa"/>
+              <w:right w:w="0" w:type="dxa"/>
+            </w:tcMar>
+            <w:vAlign w:val="center"/>
+          </w:tcPr>
+          <w:p>
+            <w:pPr>
+              <w:pStyle w:val="Normal"/>
+              <w:jc w:val="left"/>
+              <w:pBdr>
+                <w:bottom w:val="none" w:sz="0" w:space="0" w:color="000000"/>
+                <w:top w:val="none" w:sz="0" w:space="0" w:color="000000"/>
+                <w:left w:val="none" w:sz="0" w:space="0" w:color="000000"/>
+                <w:right w:val="none" w:sz="0" w:space="0" w:color="000000"/>
+              </w:pBdr>
+              <w:spacing w:after="100" w:before="100" w:line="240"/>
+              <w:ind w:left="100" w:right="100" w:firstLine="0" w:firstLineChars="0"/>
+              <w:rPr>
+                <w:rFonts w:ascii="Arial" w:hAnsi="Arial" w:eastAsia="Arial" w:cs="Arial"/>
+                <w:i w:val="false"/>
+                <w:b w:val="false"/>
+                <w:u w:val="none"/>
+                <w:sz w:val="22"/>
+                <w:szCs w:val="22"/>
+                <w:color w:val="000000"/>
+              </w:rPr>
+            </w:pPr>
+            <w:r>
+              <w:rPr>
+                <w:rFonts w:ascii="Arial" w:hAnsi="Arial" w:eastAsia="Arial" w:cs="Arial"/>
+                <w:i w:val="false"/>
+                <w:b w:val="false"/>
+                <w:u w:val="none"/>
+                <w:sz w:val="22"/>
+                <w:szCs w:val="22"/>
+                <w:color w:val="000000"/>
+              </w:rPr>
+              <w:t xml:space="preserve">2</w:t>
+            </w:r>
+          </w:p>
+        </w:tc>
+        <w:tc>
+          <w:tcPr>
+            <w:tcBorders>
+              <w:bottom w:val="none" w:sz="0" w:space="0" w:color="000000"/>
+              <w:top w:val="none" w:sz="0" w:space="0" w:color="000000"/>
+              <w:left w:val="none" w:sz="0" w:space="0" w:color="000000"/>
+              <w:right w:val="none" w:sz="0" w:space="0" w:color="000000"/>
+            </w:tcBorders>
+            <w:shd w:val="clear" w:color="auto" w:fill="FFFFFF"/>
+            <w:tcMar>
+              <w:top w:w="0" w:type="dxa"/>
+              <w:bottom w:w="0" w:type="dxa"/>
+              <w:left w:w="0" w:type="dxa"/>
+              <w:right w:w="0" w:type="dxa"/>
+            </w:tcMar>
+            <w:vAlign w:val="center"/>
+          </w:tcPr>
+          <w:p>
+            <w:pPr>
+              <w:pStyle w:val="Normal"/>
+              <w:jc w:val="right"/>
+              <w:pBdr>
+                <w:bottom w:val="none" w:sz="0" w:space="0" w:color="000000"/>
+                <w:top w:val="none" w:sz="0" w:space="0" w:color="000000"/>
+                <w:left w:val="none" w:sz="0" w:space="0" w:color="000000"/>
+                <w:right w:val="none" w:sz="0" w:space="0" w:color="000000"/>
+              </w:pBdr>
+              <w:spacing w:after="100" w:before="100" w:line="240"/>
+              <w:ind w:left="100" w:right="100" w:firstLine="0" w:firstLineChars="0"/>
+              <w:rPr>
+                <w:rFonts w:ascii="Arial" w:hAnsi="Arial" w:eastAsia="Arial" w:cs="Arial"/>
+                <w:i w:val="false"/>
+                <w:b w:val="false"/>
+                <w:u w:val="none"/>
+                <w:sz w:val="22"/>
+                <w:szCs w:val="22"/>
+                <w:color w:val="000000"/>
+              </w:rPr>
+            </w:pPr>
+            <w:r>
+              <w:rPr>
+                <w:rFonts w:ascii="Arial" w:hAnsi="Arial" w:eastAsia="Arial" w:cs="Arial"/>
+                <w:i w:val="false"/>
+                <w:b w:val="false"/>
+                <w:u w:val="none"/>
+                <w:sz w:val="22"/>
+                <w:szCs w:val="22"/>
+                <w:color w:val="000000"/>
+              </w:rPr>
+              <w:t xml:space="preserve">0.00</w:t>
             </w:r>
           </w:p>
         </w:tc>
@@ -249,7 +361,7 @@
         <w:trPr>
           <w:trHeight w:val="572" w:hRule="auto"/>
         </w:trPr>
-        body2
+        body3
         <w:tc>
           <w:tcPr>
             <w:tcBorders>
@@ -352,7 +464,119 @@
                 <w:szCs w:val="22"/>
                 <w:color w:val="000000"/>
               </w:rPr>
-              <w:t xml:space="preserve">0.52</w:t>
+              <w:t xml:space="preserve">0.01</w:t>
+            </w:r>
+          </w:p>
+        </w:tc>
+      </w:tr>
+      <w:tr>
+        <w:trPr>
+          <w:trHeight w:val="571" w:hRule="auto"/>
+        </w:trPr>
+        body4
+        <w:tc>
+          <w:tcPr>
+            <w:tcBorders>
+              <w:bottom w:val="none" w:sz="0" w:space="0" w:color="000000"/>
+              <w:top w:val="none" w:sz="0" w:space="0" w:color="000000"/>
+              <w:left w:val="none" w:sz="0" w:space="0" w:color="000000"/>
+              <w:right w:val="none" w:sz="0" w:space="0" w:color="000000"/>
+            </w:tcBorders>
+            <w:shd w:val="clear" w:color="auto" w:fill="FFFFFF"/>
+            <w:tcMar>
+              <w:top w:w="0" w:type="dxa"/>
+              <w:bottom w:w="0" w:type="dxa"/>
+              <w:left w:w="0" w:type="dxa"/>
+              <w:right w:w="0" w:type="dxa"/>
+            </w:tcMar>
+            <w:vAlign w:val="center"/>
+          </w:tcPr>
+          <w:p>
+            <w:pPr>
+              <w:pStyle w:val="Normal"/>
+              <w:jc w:val="left"/>
+              <w:pBdr>
+                <w:bottom w:val="none" w:sz="0" w:space="0" w:color="000000"/>
+                <w:top w:val="none" w:sz="0" w:space="0" w:color="000000"/>
+                <w:left w:val="none" w:sz="0" w:space="0" w:color="000000"/>
+                <w:right w:val="none" w:sz="0" w:space="0" w:color="000000"/>
+              </w:pBdr>
+              <w:spacing w:after="100" w:before="100" w:line="240"/>
+              <w:ind w:left="100" w:right="100" w:firstLine="0" w:firstLineChars="0"/>
+              <w:rPr>
+                <w:rFonts w:ascii="Arial" w:hAnsi="Arial" w:eastAsia="Arial" w:cs="Arial"/>
+                <w:i w:val="false"/>
+                <w:b w:val="false"/>
+                <w:u w:val="none"/>
+                <w:sz w:val="22"/>
+                <w:szCs w:val="22"/>
+                <w:color w:val="000000"/>
+              </w:rPr>
+            </w:pPr>
+            <w:r>
+              <w:rPr>
+                <w:rFonts w:ascii="Arial" w:hAnsi="Arial" w:eastAsia="Arial" w:cs="Arial"/>
+                <w:i w:val="false"/>
+                <w:b w:val="false"/>
+                <w:u w:val="none"/>
+                <w:sz w:val="22"/>
+                <w:szCs w:val="22"/>
+                <w:color w:val="000000"/>
+              </w:rPr>
+              <w:t xml:space="preserve">4</w:t>
+            </w:r>
+          </w:p>
+        </w:tc>
+        <w:tc>
+          <w:tcPr>
+            <w:tcBorders>
+              <w:bottom w:val="none" w:sz="0" w:space="0" w:color="000000"/>
+              <w:top w:val="none" w:sz="0" w:space="0" w:color="000000"/>
+              <w:left w:val="none" w:sz="0" w:space="0" w:color="000000"/>
+              <w:right w:val="none" w:sz="0" w:space="0" w:color="000000"/>
+            </w:tcBorders>
+            <w:shd w:val="clear" w:color="auto" w:fill="FFFFFF"/>
+            <w:tcMar>
+              <w:top w:w="0" w:type="dxa"/>
+              <w:bottom w:w="0" w:type="dxa"/>
+              <w:left w:w="0" w:type="dxa"/>
+              <w:right w:w="0" w:type="dxa"/>
+            </w:tcMar>
+            <w:vAlign w:val="center"/>
+          </w:tcPr>
+          <w:p>
+            <w:pPr>
+              <w:pStyle w:val="Normal"/>
+              <w:jc w:val="right"/>
+              <w:pBdr>
+                <w:bottom w:val="none" w:sz="0" w:space="0" w:color="000000"/>
+                <w:top w:val="none" w:sz="0" w:space="0" w:color="000000"/>
+                <w:left w:val="none" w:sz="0" w:space="0" w:color="000000"/>
+                <w:right w:val="none" w:sz="0" w:space="0" w:color="000000"/>
+              </w:pBdr>
+              <w:spacing w:after="100" w:before="100" w:line="240"/>
+              <w:ind w:left="100" w:right="100" w:firstLine="0" w:firstLineChars="0"/>
+              <w:rPr>
+                <w:rFonts w:ascii="Arial" w:hAnsi="Arial" w:eastAsia="Arial" w:cs="Arial"/>
+                <w:i w:val="false"/>
+                <w:b w:val="false"/>
+                <w:u w:val="none"/>
+                <w:sz w:val="22"/>
+                <w:szCs w:val="22"/>
+                <w:color w:val="000000"/>
+              </w:rPr>
+            </w:pPr>
+            <w:r>
+              <w:rPr>
+                <w:rFonts w:ascii="Arial" w:hAnsi="Arial" w:eastAsia="Arial" w:cs="Arial"/>
+                <w:i w:val="false"/>
+                <w:b w:val="false"/>
+                <w:u w:val="none"/>
+                <w:sz w:val="22"/>
+                <w:szCs w:val="22"/>
+                <w:color w:val="000000"/>
+              </w:rPr>
+              <w:t xml:space="preserve">0.42</w:t>
             </w:r>
           </w:p>
         </w:tc>
@@ -361,7 +585,7 @@
         <w:trPr>
           <w:trHeight w:val="614" w:hRule="auto"/>
         </w:trPr>
-        body3
+        body5
         <w:tc>
           <w:tcPr>
             <w:tcBorders>
@@ -464,7 +688,7 @@
                 <w:szCs w:val="22"/>
                 <w:color w:val="000000"/>
               </w:rPr>
-              <w:t xml:space="preserve">0.92</w:t>
+              <w:t xml:space="preserve">0.97</w:t>
             </w:r>
           </w:p>
         </w:tc>

--- a/Report/Perch_figures/Norrbyn_bayesian_p_prop_zero.docx
+++ b/Report/Perch_figures/Norrbyn_bayesian_p_prop_zero.docx
@@ -464,7 +464,7 @@
                 <w:szCs w:val="22"/>
                 <w:color w:val="000000"/>
               </w:rPr>
-              <w:t xml:space="preserve">0.01</w:t>
+              <w:t xml:space="preserve">0.08</w:t>
             </w:r>
           </w:p>
         </w:tc>
@@ -688,7 +688,7 @@
                 <w:szCs w:val="22"/>
                 <w:color w:val="000000"/>
               </w:rPr>
-              <w:t xml:space="preserve">0.97</w:t>
+              <w:t xml:space="preserve">0.75</w:t>
             </w:r>
           </w:p>
         </w:tc>
